--- a/MOFDA/ICSCE 2026.docx
+++ b/MOFDA/ICSCE 2026.docx
@@ -28,10 +28,12 @@
           <w:rFonts w:ascii="Times New Roman" w:cs="Times New Roman" w:eastAsia="Times New Roman" w:hAnsi="Times New Roman"/>
           <w:b/>
           <w:bCs/>
-          <w:sz w:val="20"/>
-          <w:szCs w:val="20"/>
-        </w:rPr>
-        <w:t xml:space="preserve">Thanh Do-Quang¹,\*, T. Vu-Huu¹, Thanh Cuong-Le²</w:t>
+          <w:i w:val="false"/>
+          <w:iCs w:val="false"/>
+          <w:sz w:val="20"/>
+          <w:szCs w:val="20"/>
+        </w:rPr>
+        <w:t xml:space="preserve">Thanh Do-Quang¹,*, T. Vu-Huu¹, Thanh Cuong-Le²</w:t>
       </w:r>
     </w:p>
     <w:p>
